--- a/publications/jarmanGettingWhatWe2024.docx
+++ b/publications/jarmanGettingWhatWe2024.docx
@@ -117,18 +117,18 @@
                 <wp:inline>
                   <wp:extent cx="152400" cy="152400"/>
                   <wp:effectExtent b="0" l="0" r="0" t="0"/>
-                  <wp:docPr descr="" title="" id="21" name="Picture"/>
+                  <wp:docPr descr="" title="" id="10" name="Picture"/>
                   <a:graphic>
                     <a:graphicData uri="http://schemas.openxmlformats.org/drawingml/2006/picture">
                       <pic:pic>
                         <pic:nvPicPr>
-                          <pic:cNvPr descr="C:\Users\ben\scoop\apps\quarto\current\share\formats\docx\note.png" id="22" name="Picture"/>
+                          <pic:cNvPr descr="C:\Users\bmhja\scoop\apps\quarto\current\share\formats\docx\note.png" id="11" name="Picture"/>
                           <pic:cNvPicPr>
                             <a:picLocks noChangeArrowheads="1" noChangeAspect="1"/>
                           </pic:cNvPicPr>
                         </pic:nvPicPr>
                         <pic:blipFill>
-                          <a:blip r:embed="rId20"/>
+                          <a:blip r:embed="rId9"/>
                           <a:stretch>
                             <a:fillRect/>
                           </a:stretch>
@@ -190,7 +190,7 @@
             <w:r>
               <w:t xml:space="preserve"> </w:t>
             </w:r>
-            <w:hyperlink r:id="rId23">
+            <w:hyperlink r:id="rId12">
               <w:r>
                 <w:rPr>
                   <w:rStyle w:val="Hyperlink"/>
@@ -209,7 +209,7 @@
             <w:pPr>
               <w:spacing w:after="16"/>
             </w:pPr>
-            <w:hyperlink r:id="rId23">
+            <w:hyperlink r:id="rId12">
               <w:r>
                 <w:rPr>
                   <w:rStyle w:val="Hyperlink"/>
@@ -227,7 +227,7 @@
         <w:br w:type="page"/>
       </w:r>
     </w:p>
-    <w:bookmarkStart w:id="24" w:name="introduction"/>
+    <w:bookmarkStart w:id="13" w:name="introduction"/>
     <w:p>
       <w:pPr>
         <w:pStyle w:val="Heading1"/>
@@ -241,42 +241,15 @@
         <w:pStyle w:val="FirstParagraph"/>
       </w:pPr>
       <w:r>
-        <w:t xml:space="preserve">Friends, today I’m going to discuss some big ideas: justice, punishment, rehabilitation, belonging, and what the American prison chaplain and sociologist Reuben Miller calls</w:t>
-      </w:r>
-      <w:r>
-        <w:t xml:space="preserve"> </w:t>
-      </w:r>
-      <w:r>
-        <w:t xml:space="preserve">“the gift of proximity”</w:t>
-      </w:r>
-      <w:r>
-        <w:t xml:space="preserve">.</w:t>
-      </w:r>
-    </w:p>
-    <w:p>
-      <w:pPr>
-        <w:pStyle w:val="BodyText"/>
-      </w:pPr>
-      <w:r>
-        <w:t xml:space="preserve">Miller urges academic researchers to engage closely with individuals in the penal system. He warns against viewing people through the lens of abstractions like</w:t>
-      </w:r>
-      <w:r>
-        <w:t xml:space="preserve"> </w:t>
-      </w:r>
-      <w:r>
-        <w:t xml:space="preserve">“rehabilitation”</w:t>
-      </w:r>
-      <w:r>
-        <w:t xml:space="preserve">, or through policy metrics such as</w:t>
-      </w:r>
-      <w:r>
-        <w:t xml:space="preserve"> </w:t>
-      </w:r>
-      <w:r>
-        <w:t xml:space="preserve">“reoffending”</w:t>
-      </w:r>
-      <w:r>
-        <w:t xml:space="preserve">. Miller quotes the American death penalty lawyer Bryan Stevenson, who suggested that to understand the lives of others, we need to get close</w:t>
+        <w:t xml:space="preserve">Friends, today I’m going to discuss some big ideas: justice, punishment, rehabilitation, belonging, and what the American prison chaplain and sociologist Reuben Miller calls “the gift of proximity”.</w:t>
+      </w:r>
+    </w:p>
+    <w:p>
+      <w:pPr>
+        <w:pStyle w:val="BodyText"/>
+      </w:pPr>
+      <w:r>
+        <w:t xml:space="preserve">Miller urges academic researchers to engage closely with individuals in the penal system. He warns against viewing people through the lens of abstractions like “rehabilitation”, or through policy metrics such as “reoffending”. Miller quotes the American death penalty lawyer Bryan Stevenson, who suggested that to understand the lives of others, we need to get close</w:t>
       </w:r>
       <w:r>
         <w:t xml:space="preserve"> </w:t>
@@ -315,8 +288,8 @@
         <w:t xml:space="preserve">And I want to invite you to think about how you—how we, as Quakers—might also try to get close, to the system which acts on our behalf to respond to crimes. I also need to warn you, at the start, that some of what I will say may feel quite heavy.</w:t>
       </w:r>
     </w:p>
-    <w:bookmarkEnd w:id="24"/>
-    <w:bookmarkStart w:id="28" w:name="three-friends"/>
+    <w:bookmarkEnd w:id="13"/>
+    <w:bookmarkStart w:id="17" w:name="three-friends"/>
     <w:p>
       <w:pPr>
         <w:pStyle w:val="Heading1"/>
@@ -330,16 +303,7 @@
         <w:pStyle w:val="FirstParagraph"/>
       </w:pPr>
       <w:r>
-        <w:t xml:space="preserve">Let me introduce you to three friends of mine. They were all released from prison in the past ten years, after serving long sentences for violent crimes. They received valuable help in prison, to address the harmful behaviours which put them there. None of them has gone back. None of them uses violence any more.</w:t>
-      </w:r>
-      <w:r>
-        <w:t xml:space="preserve"> </w:t>
-      </w:r>
-      <w:r>
-        <w:t xml:space="preserve">“No more victims”</w:t>
-      </w:r>
-      <w:r>
-        <w:t xml:space="preserve">, as the saying goes. In one sense, they represent success stories.</w:t>
+        <w:t xml:space="preserve">Let me introduce you to three friends of mine. They were all released from prison in the past ten years, after serving long sentences for violent crimes. They received valuable help in prison, to address the harmful behaviours which put them there. None of them has gone back. None of them uses violence any more. “No more victims”, as the saying goes. In one sense, they represent success stories.</w:t>
       </w:r>
     </w:p>
     <w:p>
@@ -350,7 +314,7 @@
         <w:t xml:space="preserve">To protect their privacy, and that of others, I’ve changed many of the names I’ll use this evening. I’m going to call my friends Nelly, Lomana, and George.</w:t>
       </w:r>
     </w:p>
-    <w:bookmarkStart w:id="25" w:name="nelly"/>
+    <w:bookmarkStart w:id="14" w:name="nelly"/>
     <w:p>
       <w:pPr>
         <w:pStyle w:val="Heading3"/>
@@ -372,20 +336,11 @@
         <w:pStyle w:val="BodyText"/>
       </w:pPr>
       <w:r>
-        <w:t xml:space="preserve">After release, though his plans to set up a business faltered during the pandemic, Nelly still had secure accommodation, and he made the best possible use of contacts and services he’d engaged with in prison. He found a job, and now supports businesses to cast their nets wider and hire people he calls</w:t>
-      </w:r>
-      <w:r>
-        <w:t xml:space="preserve"> </w:t>
-      </w:r>
-      <w:r>
-        <w:t xml:space="preserve">‘diamonds in the rough’</w:t>
-      </w:r>
-      <w:r>
-        <w:t xml:space="preserve">—people like him, who have been excluded in one way or another, but just need a break. He lives with his partner, is warmly integrated into a network of family and friends, and despite some health problems, he radiates gratitude and joy. I love catching up with him: he’s the kind of person who leaves you feeling warm inside.</w:t>
-      </w:r>
-    </w:p>
-    <w:bookmarkEnd w:id="25"/>
-    <w:bookmarkStart w:id="26" w:name="lomana"/>
+        <w:t xml:space="preserve">After release, though his plans to set up a business faltered during the pandemic, Nelly still had secure accommodation, and he made the best possible use of contacts and services he’d engaged with in prison. He found a job, and now supports businesses to cast their nets wider and hire people he calls ‘diamonds in the rough’—people like him, who have been excluded in one way or another, but just need a break. He lives with his partner, is warmly integrated into a network of family and friends, and despite some health problems, he radiates gratitude and joy. I love catching up with him: he’s the kind of person who leaves you feeling warm inside.</w:t>
+      </w:r>
+    </w:p>
+    <w:bookmarkEnd w:id="14"/>
+    <w:bookmarkStart w:id="15" w:name="lomana"/>
     <w:p>
       <w:pPr>
         <w:pStyle w:val="Heading3"/>
@@ -407,23 +362,11 @@
         <w:pStyle w:val="BodyText"/>
       </w:pPr>
       <w:r>
-        <w:t xml:space="preserve">In prison, therapy helped him come to terms with this trauma. But upon release, he faced a new challenge: citizenship. Nelly’s parents had been members of the Windrush generation; he was born here. However, Lomana, who’s much younger, wasn’t. He isn’t a UK citizen, and it’s long been our government’s policy to deport people who’ve done more than a year in prison back to their country of origin.</w:t>
-      </w:r>
-      <w:r>
-        <w:t xml:space="preserve"> </w:t>
-      </w:r>
-      <w:r>
-        <w:t xml:space="preserve">‘Foreign criminals’</w:t>
-      </w:r>
-      <w:r>
-        <w:t xml:space="preserve"> </w:t>
-      </w:r>
-      <w:r>
-        <w:t xml:space="preserve">is the language that they use to tidy away the human complexity behind this policy. Lomana’s leave to remain in the UK was revoked while he was in prison. Since his release, while his appeals play out, he has remained in a legal limbo. He can’t work. He can’t claim benefits. Somehow, he has found a kind of stability. He is a wonderful, dedicated dad, with a positivity I find inspirational. But he can’t yet rest easy. What he has worked towards might yet be snatched away.</w:t>
-      </w:r>
-    </w:p>
-    <w:bookmarkEnd w:id="26"/>
-    <w:bookmarkStart w:id="27" w:name="george"/>
+        <w:t xml:space="preserve">In prison, therapy helped him come to terms with this trauma. But upon release, he faced a new challenge: citizenship. Nelly’s parents had been members of the Windrush generation; he was born here. However, Lomana, who’s much younger, wasn’t. He isn’t a UK citizen, and it’s long been our government’s policy to deport people who’ve done more than a year in prison back to their country of origin. ‘Foreign criminals’ is the language that they use to tidy away the human complexity behind this policy. Lomana’s leave to remain in the UK was revoked while he was in prison. Since his release, while his appeals play out, he has remained in a legal limbo. He can’t work. He can’t claim benefits. Somehow, he has found a kind of stability. He is a wonderful, dedicated dad, with a positivity I find inspirational. But he can’t yet rest easy. What he has worked towards might yet be snatched away.</w:t>
+      </w:r>
+    </w:p>
+    <w:bookmarkEnd w:id="15"/>
+    <w:bookmarkStart w:id="16" w:name="george"/>
     <w:p>
       <w:pPr>
         <w:pStyle w:val="Heading3"/>
@@ -461,16 +404,7 @@
         <w:pStyle w:val="BodyText"/>
       </w:pPr>
       <w:r>
-        <w:t xml:space="preserve">In all three cases, perhaps we can say that people</w:t>
-      </w:r>
-      <w:r>
-        <w:t xml:space="preserve"> </w:t>
-      </w:r>
-      <w:r>
-        <w:t xml:space="preserve">‘got what they deserved’</w:t>
-      </w:r>
-      <w:r>
-        <w:t xml:space="preserve">: Nelly, Lomana, and George paid a penalty for breaking the law; the people they hurt saw them locked away in a place where this hurt could not be repeated; and the rest of us were protected by their harmful behaviour being interrupted.</w:t>
+        <w:t xml:space="preserve">In all three cases, perhaps we can say that people ‘got what they deserved’: Nelly, Lomana, and George paid a penalty for breaking the law; the people they hurt saw them locked away in a place where this hurt could not be repeated; and the rest of us were protected by their harmful behaviour being interrupted.</w:t>
       </w:r>
     </w:p>
     <w:p>
@@ -481,9 +415,9 @@
         <w:t xml:space="preserve">But I want to suggest this evening that this isn’t the full story.</w:t>
       </w:r>
     </w:p>
-    <w:bookmarkEnd w:id="27"/>
-    <w:bookmarkEnd w:id="28"/>
-    <w:bookmarkStart w:id="30" w:name="getting-what-we-deserve"/>
+    <w:bookmarkEnd w:id="16"/>
+    <w:bookmarkEnd w:id="17"/>
+    <w:bookmarkStart w:id="19" w:name="getting-what-we-deserve"/>
     <w:p>
       <w:pPr>
         <w:pStyle w:val="Heading1"/>
@@ -531,7 +465,7 @@
         <w:rPr>
           <w:rStyle w:val="FootnoteReference"/>
         </w:rPr>
-        <w:footnoteReference w:id="29"/>
+        <w:footnoteReference w:id="18"/>
       </w:r>
     </w:p>
     <w:p>
@@ -752,25 +686,7 @@
         <w:pStyle w:val="BodyText"/>
       </w:pPr>
       <w:r>
-        <w:t xml:space="preserve">Whether prisons are punitive or rehabilitative, whether they function well or badly, whether they are English or Norwegian, and however well they protect the public—whatever you think of them, basically—they consistently do one thing: they divide people who belong from people who don’t. They enforce division.</w:t>
-      </w:r>
-      <w:r>
-        <w:t xml:space="preserve"> </w:t>
-      </w:r>
-      <w:r>
-        <w:t xml:space="preserve">‘We’</w:t>
-      </w:r>
-      <w:r>
-        <w:t xml:space="preserve">, who are good, respond to actions by</w:t>
-      </w:r>
-      <w:r>
-        <w:t xml:space="preserve"> </w:t>
-      </w:r>
-      <w:r>
-        <w:t xml:space="preserve">‘them’</w:t>
-      </w:r>
-      <w:r>
-        <w:t xml:space="preserve">, who are bad. The response is to create a separate world,</w:t>
+        <w:t xml:space="preserve">Whether prisons are punitive or rehabilitative, whether they function well or badly, whether they are English or Norwegian, and however well they protect the public—whatever you think of them, basically—they consistently do one thing: they divide people who belong from people who don’t. They enforce division. ‘We’, who are good, respond to actions by ‘them’, who are bad. The response is to create a separate world,</w:t>
       </w:r>
       <w:r>
         <w:t xml:space="preserve"> </w:t>
@@ -834,8 +750,8 @@
         <w:t xml:space="preserve">belong. To get back out here, they have to earn their redemption by conforming with our standards.</w:t>
       </w:r>
     </w:p>
-    <w:bookmarkEnd w:id="30"/>
-    <w:bookmarkStart w:id="33" w:name="quakerism-and-penal-reform"/>
+    <w:bookmarkEnd w:id="19"/>
+    <w:bookmarkStart w:id="22" w:name="quakerism-and-penal-reform"/>
     <w:p>
       <w:pPr>
         <w:pStyle w:val="Heading1"/>
@@ -855,7 +771,7 @@
         <w:rPr>
           <w:rStyle w:val="FootnoteReference"/>
         </w:rPr>
-        <w:footnoteReference w:id="31"/>
+        <w:footnoteReference w:id="20"/>
       </w:r>
     </w:p>
     <w:p>
@@ -871,16 +787,7 @@
         <w:pStyle w:val="BodyText"/>
       </w:pPr>
       <w:r>
-        <w:t xml:space="preserve">In this country, for example, we remember Elizabeth Fry, nicknamed</w:t>
-      </w:r>
-      <w:r>
-        <w:t xml:space="preserve"> </w:t>
-      </w:r>
-      <w:r>
-        <w:t xml:space="preserve">“the angel of prisons”</w:t>
-      </w:r>
-      <w:r>
-        <w:t xml:space="preserve">, as the driving force behind the 1823 Gaols Act. It mandated sex-segregated prisons to protect gaoled women from sexual exploitation. But we mention less often that many of those women still went on to be transported to penal colonies around the British Empire</w:t>
+        <w:t xml:space="preserve">In this country, for example, we remember Elizabeth Fry, nicknamed “the angel of prisons”, as the driving force behind the 1823 Gaols Act. It mandated sex-segregated prisons to protect gaoled women from sexual exploitation. But we mention less often that many of those women still went on to be transported to penal colonies around the British Empire</w:t>
       </w:r>
       <w:r>
         <w:t xml:space="preserve"> </w:t>
@@ -1029,16 +936,7 @@
         <w:pStyle w:val="BodyText"/>
       </w:pPr>
       <w:r>
-        <w:t xml:space="preserve">Second: there has never been a</w:t>
-      </w:r>
-      <w:r>
-        <w:t xml:space="preserve"> </w:t>
-      </w:r>
-      <w:r>
-        <w:t xml:space="preserve">‘natural’</w:t>
-      </w:r>
-      <w:r>
-        <w:t xml:space="preserve">, settled Quaker position regarding the aims of punishment, nor how we as Friends should relate to them. Perhaps there should be. But it’s worth noticing that some Friends have worked</w:t>
+        <w:t xml:space="preserve">Second: there has never been a ‘natural’, settled Quaker position regarding the aims of punishment, nor how we as Friends should relate to them. Perhaps there should be. But it’s worth noticing that some Friends have worked</w:t>
       </w:r>
       <w:r>
         <w:t xml:space="preserve"> </w:t>
@@ -1164,8 +1062,8 @@
         <w:t xml:space="preserve">.</w:t>
       </w:r>
     </w:p>
-    <w:bookmarkEnd w:id="33"/>
-    <w:bookmarkStart w:id="35" w:name="fishmongers-hall"/>
+    <w:bookmarkEnd w:id="22"/>
+    <w:bookmarkStart w:id="24" w:name="fishmongers-hall"/>
     <w:p>
       <w:pPr>
         <w:pStyle w:val="Heading1"/>
@@ -1238,7 +1136,7 @@
         <w:rPr>
           <w:rStyle w:val="FootnoteReference"/>
         </w:rPr>
-        <w:footnoteReference w:id="34"/>
+        <w:footnoteReference w:id="23"/>
       </w:r>
     </w:p>
     <w:p>
@@ -1286,19 +1184,7 @@
         <w:pStyle w:val="BodyText"/>
       </w:pPr>
       <w:r>
-        <w:t xml:space="preserve">The other memory is of seeing another person, who I will call Pete, performing an act of extraordinary compassion. Like some of those who confronted Usman Khan, Pete had served a very long sentence for a very serious offence. But what I remember is how kind, and how gentle, and how present he was, with someone else there in the crisis centre, who seemed to be in terrible shape: sitting on the floor, shirt stained with someone else’s blood, physically present, and utterly withdrawn. Later, through the inquests, I learned about the nightmarish situation this person had found himself in. I won’t describe it. But I will describe how Pete—this stigmatised man, this</w:t>
-      </w:r>
-      <w:r>
-        <w:t xml:space="preserve"> </w:t>
-      </w:r>
-      <w:r>
-        <w:t xml:space="preserve">“dangerous”</w:t>
-      </w:r>
-      <w:r>
-        <w:t xml:space="preserve"> </w:t>
-      </w:r>
-      <w:r>
-        <w:t xml:space="preserve">man, who had no particular reason to care about a person he had never met before sitting in distress on the floor. But there he was, sitting with him, getting him cups of tea, doing the work of being a little speck of light on a dark, dark day.</w:t>
+        <w:t xml:space="preserve">The other memory is of seeing another person, who I will call Pete, performing an act of extraordinary compassion. Like some of those who confronted Usman Khan, Pete had served a very long sentence for a very serious offence. But what I remember is how kind, and how gentle, and how present he was, with someone else there in the crisis centre, who seemed to be in terrible shape: sitting on the floor, shirt stained with someone else’s blood, physically present, and utterly withdrawn. Later, through the inquests, I learned about the nightmarish situation this person had found himself in. I won’t describe it. But I will describe how Pete—this stigmatised man, this “dangerous” man, who had no particular reason to care about a person he had never met before sitting in distress on the floor. But there he was, sitting with him, getting him cups of tea, doing the work of being a little speck of light on a dark, dark day.</w:t>
       </w:r>
     </w:p>
     <w:p>
@@ -1367,23 +1253,11 @@
         <w:pStyle w:val="BodyText"/>
       </w:pPr>
       <w:r>
-        <w:t xml:space="preserve">One thing I can say, coming from my proximity to this abhorrent act of violence, is that my attitudes have shifted. I don’t think we can understand</w:t>
-      </w:r>
-      <w:r>
-        <w:t xml:space="preserve"> </w:t>
-      </w:r>
-      <w:r>
-        <w:t xml:space="preserve">‘serious cases’</w:t>
-      </w:r>
-      <w:r>
-        <w:t xml:space="preserve"> </w:t>
-      </w:r>
-      <w:r>
-        <w:t xml:space="preserve">without taking seriously—and by this I mean, not dismissing or tidying away—the difficult emotions which underlie the urge to punish.</w:t>
-      </w:r>
-    </w:p>
-    <w:bookmarkEnd w:id="35"/>
-    <w:bookmarkStart w:id="48" w:name="punishment"/>
+        <w:t xml:space="preserve">One thing I can say, coming from my proximity to this abhorrent act of violence, is that my attitudes have shifted. I don’t think we can understand ‘serious cases’ without taking seriously—and by this I mean, not dismissing or tidying away—the difficult emotions which underlie the urge to punish.</w:t>
+      </w:r>
+    </w:p>
+    <w:bookmarkEnd w:id="24"/>
+    <w:bookmarkStart w:id="37" w:name="punishment"/>
     <w:p>
       <w:pPr>
         <w:pStyle w:val="Heading1"/>
@@ -1397,10 +1271,7 @@
         <w:pStyle w:val="FirstParagraph"/>
       </w:pPr>
       <w:r>
-        <w:t xml:space="preserve">‘Punishment’</w:t>
-      </w:r>
-      <w:r>
-        <w:t xml:space="preserve">.</w:t>
+        <w:t xml:space="preserve">‘Punishment’.</w:t>
       </w:r>
     </w:p>
     <w:p>
@@ -1548,19 +1419,7 @@
         <w:t xml:space="preserve"> </w:t>
       </w:r>
       <w:r>
-        <w:t xml:space="preserve">describes the aftermath of the murder of her daughter Ruth by an acquaintance called Andrew Steel in 1990. Much of Moreland’s anger related to the legal process, which asserted ownership over this most intimate of griefs. One example was that the police tried to prevent her from seeing Ruth’s body. Another was that she heard nothing directly from Andrew Steel during the trial, only what she calls</w:t>
-      </w:r>
-      <w:r>
-        <w:t xml:space="preserve"> </w:t>
-      </w:r>
-      <w:r>
-        <w:t xml:space="preserve">“insubstantial excuses”</w:t>
-      </w:r>
-      <w:r>
-        <w:t xml:space="preserve"> </w:t>
-      </w:r>
-      <w:r>
-        <w:t xml:space="preserve">offered by Steel’s barrister on his behalf at a hearing to determine the length of the prison sentence. Lesley Moreland had to work for years for the chance to ask the questions</w:t>
+        <w:t xml:space="preserve">describes the aftermath of the murder of her daughter Ruth by an acquaintance called Andrew Steel in 1990. Much of Moreland’s anger related to the legal process, which asserted ownership over this most intimate of griefs. One example was that the police tried to prevent her from seeing Ruth’s body. Another was that she heard nothing directly from Andrew Steel during the trial, only what she calls “insubstantial excuses” offered by Steel’s barrister on his behalf at a hearing to determine the length of the prison sentence. Lesley Moreland had to work for years for the chance to ask the questions</w:t>
       </w:r>
       <w:r>
         <w:t xml:space="preserve"> </w:t>
@@ -1576,22 +1435,7 @@
         <w:t xml:space="preserve"> </w:t>
       </w:r>
       <w:r>
-        <w:t xml:space="preserve">wanted answers to. Eventually, she did secure her meeting with Andrew Steel in prison, but when she did, she found him</w:t>
-      </w:r>
-      <w:r>
-        <w:t xml:space="preserve"> </w:t>
-      </w:r>
-      <w:r>
-        <w:t xml:space="preserve">“more centred on feeling sorry for himself”</w:t>
-      </w:r>
-      <w:r>
-        <w:t xml:space="preserve">. She relays what she thought to herself, after Steel claimed that he cried about killing Ruth every night:</w:t>
-      </w:r>
-      <w:r>
-        <w:t xml:space="preserve"> </w:t>
-      </w:r>
-      <w:r>
-        <w:t xml:space="preserve">“you and me both, sunshine”</w:t>
+        <w:t xml:space="preserve">wanted answers to. Eventually, she did secure her meeting with Andrew Steel in prison, but when she did, she found him “more centred on feeling sorry for himself”. She relays what she thought to herself, after Steel claimed that he cried about killing Ruth every night: “you and me both, sunshine”</w:t>
       </w:r>
       <w:r>
         <w:t xml:space="preserve"> </w:t>
@@ -1629,16 +1473,7 @@
         <w:t xml:space="preserve">I had no right to</w:t>
       </w:r>
       <w:r>
-        <w:t xml:space="preserve">: as a Quaker, I felt as if I ought not to be angry, as if there was a settled and a right position, a position which involved forgiveness, or at least the ability to</w:t>
-      </w:r>
-      <w:r>
-        <w:t xml:space="preserve"> </w:t>
-      </w:r>
-      <w:r>
-        <w:t xml:space="preserve">‘move on’</w:t>
-      </w:r>
-      <w:r>
-        <w:t xml:space="preserve">. Like these two women, I found the answer to anger was to yield, to accept that it pointed to something terribly wrong: a wrong without justice, a wrong unavenged.</w:t>
+        <w:t xml:space="preserve">: as a Quaker, I felt as if I ought not to be angry, as if there was a settled and a right position, a position which involved forgiveness, or at least the ability to ‘move on’. Like these two women, I found the answer to anger was to yield, to accept that it pointed to something terribly wrong: a wrong without justice, a wrong unavenged.</w:t>
       </w:r>
     </w:p>
     <w:p>
@@ -1652,34 +1487,13 @@
         <w:rPr>
           <w:rStyle w:val="FootnoteReference"/>
         </w:rPr>
-        <w:footnoteReference w:id="36"/>
-      </w:r>
-      <w:r>
-        <w:t xml:space="preserve"> </w:t>
-      </w:r>
-      <w:r>
-        <w:t xml:space="preserve">by John Lampen, very helpful. Writing about punishment, Lampen suggests that Quakers</w:t>
-      </w:r>
-      <w:r>
-        <w:t xml:space="preserve"> </w:t>
-      </w:r>
-      <w:r>
-        <w:t xml:space="preserve">“seem to have a horror of revenge as a motive”</w:t>
-      </w:r>
-      <w:r>
-        <w:t xml:space="preserve">, but says that even when revenge achieves nothing constructive, this at least is better than to make no response at all, which leaves all the hurt with the person who has been wronged. To Lampen, it is</w:t>
-      </w:r>
-      <w:r>
-        <w:t xml:space="preserve"> </w:t>
-      </w:r>
-      <w:r>
-        <w:t xml:space="preserve">“a kind of insult”</w:t>
-      </w:r>
-      <w:r>
-        <w:t xml:space="preserve"> </w:t>
-      </w:r>
-      <w:r>
-        <w:t xml:space="preserve">to tell people harmed by violence that they ought to be reconciled</w:t>
+        <w:footnoteReference w:id="25"/>
+      </w:r>
+      <w:r>
+        <w:t xml:space="preserve"> </w:t>
+      </w:r>
+      <w:r>
+        <w:t xml:space="preserve">by John Lampen, very helpful. Writing about punishment, Lampen suggests that Quakers “seem to have a horror of revenge as a motive”, but says that even when revenge achieves nothing constructive, this at least is better than to make no response at all, which leaves all the hurt with the person who has been wronged. To Lampen, it is “a kind of insult” to tell people harmed by violence that they ought to be reconciled</w:t>
       </w:r>
       <w:r>
         <w:t xml:space="preserve"> </w:t>
@@ -1721,7 +1535,7 @@
         <w:rPr>
           <w:rStyle w:val="FootnoteReference"/>
         </w:rPr>
-        <w:footnoteReference w:id="37"/>
+        <w:footnoteReference w:id="26"/>
       </w:r>
     </w:p>
     <w:p>
@@ -1752,16 +1566,7 @@
         <w:t xml:space="preserve"> </w:t>
       </w:r>
       <w:r>
-        <w:t xml:space="preserve">that the Buddha once described anger as having a</w:t>
-      </w:r>
-      <w:r>
-        <w:t xml:space="preserve"> </w:t>
-      </w:r>
-      <w:r>
-        <w:t xml:space="preserve">“poisoned root, and a honeyed tip”</w:t>
-      </w:r>
-      <w:r>
-        <w:t xml:space="preserve">. I love this image. It conveys how anger can burn us up, even as it sweetens our interactions with the world. Poison in here, sweetness out there: in the feeling that being</w:t>
+        <w:t xml:space="preserve">that the Buddha once described anger as having a “poisoned root, and a honeyed tip”. I love this image. It conveys how anger can burn us up, even as it sweetens our interactions with the world. Poison in here, sweetness out there: in the feeling that being</w:t>
       </w:r>
       <w:r>
         <w:t xml:space="preserve"> </w:t>
@@ -1843,13 +1648,7 @@
         <w:t xml:space="preserve">Mending Hurts</w:t>
       </w:r>
       <w:r>
-        <w:t xml:space="preserve">. After making these claims about vengeance, he asks how the demands of justice can be met without</w:t>
-      </w:r>
-      <w:r>
-        <w:t xml:space="preserve"> </w:t>
-      </w:r>
-      <w:r>
-        <w:t xml:space="preserve">“forging the next link in the chain of hurt”</w:t>
+        <w:t xml:space="preserve">. After making these claims about vengeance, he asks how the demands of justice can be met without “forging the next link in the chain of hurt”</w:t>
       </w:r>
       <w:r>
         <w:t xml:space="preserve"> </w:t>
@@ -1888,7 +1687,7 @@
         <w:t xml:space="preserve">These questions can be approached from two perspectives: that of people who survive serious violence, and that of people who are responsible for it. It is important to acknowledge that sometimes—often—these are in fact the same people. But I’m going to talk about them separately.</w:t>
       </w:r>
     </w:p>
-    <w:bookmarkStart w:id="40" w:name="for-survivors"/>
+    <w:bookmarkStart w:id="29" w:name="for-survivors"/>
     <w:p>
       <w:pPr>
         <w:pStyle w:val="Heading3"/>
@@ -1938,7 +1737,7 @@
         <w:rPr>
           <w:rStyle w:val="FootnoteReference"/>
         </w:rPr>
-        <w:footnoteReference w:id="38"/>
+        <w:footnoteReference w:id="27"/>
       </w:r>
       <w:r>
         <w:t xml:space="preserve"> </w:t>
@@ -2005,19 +1804,7 @@
         <w:pStyle w:val="BodyText"/>
       </w:pPr>
       <w:r>
-        <w:t xml:space="preserve">The etymology of the word</w:t>
-      </w:r>
-      <w:r>
-        <w:t xml:space="preserve"> </w:t>
-      </w:r>
-      <w:r>
-        <w:t xml:space="preserve">‘revenge’</w:t>
-      </w:r>
-      <w:r>
-        <w:t xml:space="preserve"> </w:t>
-      </w:r>
-      <w:r>
-        <w:t xml:space="preserve">helps us to think about this. It suggests liberation more than annihilation. We get the word from Latin:</w:t>
+        <w:t xml:space="preserve">The etymology of the word ‘revenge’ helps us to think about this. It suggests liberation more than annihilation. We get the word from Latin:</w:t>
       </w:r>
       <w:r>
         <w:t xml:space="preserve"> </w:t>
@@ -2046,22 +1833,13 @@
         <w:t xml:space="preserve"> </w:t>
       </w:r>
       <w:r>
-        <w:t xml:space="preserve">(from which we also get</w:t>
-      </w:r>
-      <w:r>
-        <w:t xml:space="preserve"> </w:t>
-      </w:r>
-      <w:r>
-        <w:t xml:space="preserve">‘vindicate’</w:t>
-      </w:r>
-      <w:r>
-        <w:t xml:space="preserve">), among the meanings of which is to rescue, or liberate, or release from a debt, or emancipate, as in a slave.</w:t>
+        <w:t xml:space="preserve">(from which we also get ‘vindicate’), among the meanings of which is to rescue, or liberate, or release from a debt, or emancipate, as in a slave.</w:t>
       </w:r>
       <w:r>
         <w:rPr>
           <w:rStyle w:val="FootnoteReference"/>
         </w:rPr>
-        <w:footnoteReference w:id="39"/>
+        <w:footnoteReference w:id="28"/>
       </w:r>
       <w:r>
         <w:t xml:space="preserve"> </w:t>
@@ -2094,8 +1872,8 @@
         <w:t xml:space="preserve">took many years to appear. To recover—to make new worlds, and come to terms with loss—takes time, work, safety, and belonging. For V, unable to rely on others’ protection, recovering first meant escaping: becoming estranged from her family, away where her father could not hurt her. But getting away wasn’t enough. Like Marian Partington and Lesley Moreland, she wanted answers. They all, in some sense, wanted the people who had wronged them to explain themselves, to show that they understood the gravity of what they had done.</w:t>
       </w:r>
     </w:p>
-    <w:bookmarkEnd w:id="40"/>
-    <w:bookmarkStart w:id="46" w:name="for-those-responsible"/>
+    <w:bookmarkEnd w:id="29"/>
+    <w:bookmarkStart w:id="35" w:name="for-those-responsible"/>
     <w:p>
       <w:pPr>
         <w:pStyle w:val="Heading3"/>
@@ -2131,7 +1909,7 @@
         <w:rPr>
           <w:rStyle w:val="FootnoteReference"/>
         </w:rPr>
-        <w:footnoteReference w:id="41"/>
+        <w:footnoteReference w:id="30"/>
       </w:r>
       <w:r>
         <w:t xml:space="preserve"> </w:t>
@@ -2140,7 +1918,7 @@
         <w:t xml:space="preserve">These three men all said they accepted their guilt. But this didn’t mean the same thing for them, not at all. And I’m going to suggest that accountability isn’t what the system is really interested in, nor what it rewards.</w:t>
       </w:r>
     </w:p>
-    <w:bookmarkStart w:id="43" w:name="alf"/>
+    <w:bookmarkStart w:id="32" w:name="alf"/>
     <w:p>
       <w:pPr>
         <w:pStyle w:val="Heading4"/>
@@ -2154,16 +1932,7 @@
         <w:pStyle w:val="FirstParagraph"/>
       </w:pPr>
       <w:r>
-        <w:t xml:space="preserve">First, I’ll describe someone I’m calling Alf. Alf was convicted of murder when he was well into retirement. When I met him, he was in his eighties. Violence among people in their eighties is extremely rare. Risk assessors rated Alf’s risk of harming others in future as</w:t>
-      </w:r>
-      <w:r>
-        <w:t xml:space="preserve"> </w:t>
-      </w:r>
-      <w:r>
-        <w:t xml:space="preserve">‘low’</w:t>
-      </w:r>
-      <w:r>
-        <w:t xml:space="preserve">, and as a result, he had a good chance of being released at a forthcoming parole hearing.</w:t>
+        <w:t xml:space="preserve">First, I’ll describe someone I’m calling Alf. Alf was convicted of murder when he was well into retirement. When I met him, he was in his eighties. Violence among people in their eighties is extremely rare. Risk assessors rated Alf’s risk of harming others in future as ‘low’, and as a result, he had a good chance of being released at a forthcoming parole hearing.</w:t>
       </w:r>
     </w:p>
     <w:p>
@@ -2195,25 +1964,13 @@
         <w:pStyle w:val="BodyText"/>
       </w:pPr>
       <w:r>
-        <w:t xml:space="preserve">Being responsible for taking a life wasn’t really compatible with how Alf saw himself. So, I think, he sidelined and rationalised this aspect of his story. He suggested that his victim had been at least partly to blame for their death. He lowered his voice when he told me this, as if he was saying something he shouldn’t say. His attitudes hadn’t been challenged: Alf’s</w:t>
-      </w:r>
-      <w:r>
-        <w:t xml:space="preserve"> </w:t>
-      </w:r>
-      <w:r>
-        <w:t xml:space="preserve">‘low’</w:t>
-      </w:r>
-      <w:r>
-        <w:t xml:space="preserve"> </w:t>
-      </w:r>
-      <w:r>
-        <w:t xml:space="preserve">risk assessments, and the scarcity of places on rehabilitative courses meant that he hadn’t been offered a place.</w:t>
+        <w:t xml:space="preserve">Being responsible for taking a life wasn’t really compatible with how Alf saw himself. So, I think, he sidelined and rationalised this aspect of his story. He suggested that his victim had been at least partly to blame for their death. He lowered his voice when he told me this, as if he was saying something he shouldn’t say. His attitudes hadn’t been challenged: Alf’s ‘low’ risk assessments, and the scarcity of places on rehabilitative courses meant that he hadn’t been offered a place.</w:t>
       </w:r>
       <w:r>
         <w:rPr>
           <w:rStyle w:val="FootnoteReference"/>
         </w:rPr>
-        <w:footnoteReference w:id="42"/>
+        <w:footnoteReference w:id="31"/>
       </w:r>
       <w:r>
         <w:t xml:space="preserve"> </w:t>
@@ -2222,8 +1979,8 @@
         <w:t xml:space="preserve">Put simply, he held himself accountable only in limited ways, and prison hadn’t pressured him to go deeper. Alf’s low risk seemed to be all that mattered.</w:t>
       </w:r>
     </w:p>
-    <w:bookmarkEnd w:id="43"/>
-    <w:bookmarkStart w:id="44" w:name="leon"/>
+    <w:bookmarkEnd w:id="32"/>
+    <w:bookmarkStart w:id="33" w:name="leon"/>
     <w:p>
       <w:pPr>
         <w:pStyle w:val="Heading4"/>
@@ -2237,16 +1994,7 @@
         <w:pStyle w:val="FirstParagraph"/>
       </w:pPr>
       <w:r>
-        <w:t xml:space="preserve">Leon offered a very different example. Convicted in his mid-twenties, he would be well into his fifties by the earliest possible date of release. He became involved in a local street gang in his teens, and described living through the murder of a friend as a key moment in his development. From it, came an anger which propelled Leon deep into what he called</w:t>
-      </w:r>
-      <w:r>
-        <w:t xml:space="preserve"> </w:t>
-      </w:r>
-      <w:r>
-        <w:t xml:space="preserve">“that life”</w:t>
-      </w:r>
-      <w:r>
-        <w:t xml:space="preserve">. His offence was a street shooting, in which another young black man died.</w:t>
+        <w:t xml:space="preserve">Leon offered a very different example. Convicted in his mid-twenties, he would be well into his fifties by the earliest possible date of release. He became involved in a local street gang in his teens, and described living through the murder of a friend as a key moment in his development. From it, came an anger which propelled Leon deep into what he called “that life”. His offence was a street shooting, in which another young black man died.</w:t>
       </w:r>
     </w:p>
     <w:p>
@@ -2270,19 +2018,7 @@
         <w:t xml:space="preserve"> </w:t>
       </w:r>
       <w:r>
-        <w:t xml:space="preserve">innocent, but because he saw no reason to help a racist system do its job. As he saw it, violence had been a tool of the trade, and a means of survival: people in</w:t>
-      </w:r>
-      <w:r>
-        <w:t xml:space="preserve"> </w:t>
-      </w:r>
-      <w:r>
-        <w:t xml:space="preserve">“that life”</w:t>
-      </w:r>
-      <w:r>
-        <w:t xml:space="preserve"> </w:t>
-      </w:r>
-      <w:r>
-        <w:t xml:space="preserve">don’t rely on contracts and the courts to settle disputes. But in prison, with distance, Leon had reflected on what it had all meant. He said of himself before prison:</w:t>
+        <w:t xml:space="preserve">innocent, but because he saw no reason to help a racist system do its job. As he saw it, violence had been a tool of the trade, and a means of survival: people in “that life” don’t rely on contracts and the courts to settle disputes. But in prison, with distance, Leon had reflected on what it had all meant. He said of himself before prison:</w:t>
       </w:r>
     </w:p>
     <w:p>
@@ -2409,16 +2145,7 @@
         <w:t xml:space="preserve"> </w:t>
       </w:r>
       <w:r>
-        <w:t xml:space="preserve">Alf he would not be released into financial and other forms of security. So: his focus was not on showing how remorseful he was about the past, but on giving himself a better future, by finding out where he might belong after prison. As he put it,</w:t>
-      </w:r>
-      <w:r>
-        <w:t xml:space="preserve"> </w:t>
-      </w:r>
-      <w:r>
-        <w:t xml:space="preserve">“eyes on the prize”</w:t>
-      </w:r>
-      <w:r>
-        <w:t xml:space="preserve">.</w:t>
+        <w:t xml:space="preserve">Alf he would not be released into financial and other forms of security. So: his focus was not on showing how remorseful he was about the past, but on giving himself a better future, by finding out where he might belong after prison. As he put it, “eyes on the prize”.</w:t>
       </w:r>
     </w:p>
     <w:p>
@@ -2445,8 +2172,8 @@
         <w:t xml:space="preserve">at least a decade away from his earliest release date. Being accountable isn’t getting him anywhere—not yet.</w:t>
       </w:r>
     </w:p>
-    <w:bookmarkEnd w:id="44"/>
-    <w:bookmarkStart w:id="45" w:name="roy"/>
+    <w:bookmarkEnd w:id="33"/>
+    <w:bookmarkStart w:id="34" w:name="roy"/>
     <w:p>
       <w:pPr>
         <w:pStyle w:val="Heading4"/>
@@ -2524,30 +2251,12 @@
         <w:pStyle w:val="FirstParagraph"/>
       </w:pPr>
       <w:r>
-        <w:t xml:space="preserve">Roy desperately wanted other people—me, prison staff, anyone who would listen, really—to understand how sincerely he now understood himself to be an accountable person. He wanted it known that he had really</w:t>
-      </w:r>
-      <w:r>
-        <w:t xml:space="preserve"> </w:t>
-      </w:r>
-      <w:r>
-        <w:t xml:space="preserve">‘gone there’</w:t>
-      </w:r>
-      <w:r>
-        <w:t xml:space="preserve"> </w:t>
-      </w:r>
-      <w:r>
-        <w:t xml:space="preserve">with being responsible for his offence. And he wanted to be trusted again, to live his life without supervision and to make his own mistakes. He also disagreed openly, and even argumentatively, with prison staff, about what supervision measures were necessary. This seemed to have made them mistrust him, and he had been knocked back again and again for parole. Speaking about his openness, even his argumentativeness in putting his point across, he said,</w:t>
-      </w:r>
-      <w:r>
-        <w:t xml:space="preserve"> </w:t>
-      </w:r>
-      <w:r>
-        <w:t xml:space="preserve">“A lot of people don’t like [it]. […] They resent your inner strength, for some reason.”</w:t>
-      </w:r>
-    </w:p>
-    <w:bookmarkEnd w:id="45"/>
-    <w:bookmarkEnd w:id="46"/>
-    <w:bookmarkStart w:id="47" w:name="what-do-we-learn"/>
+        <w:t xml:space="preserve">Roy desperately wanted other people—me, prison staff, anyone who would listen, really—to understand how sincerely he now understood himself to be an accountable person. He wanted it known that he had really ‘gone there’ with being responsible for his offence. And he wanted to be trusted again, to live his life without supervision and to make his own mistakes. He also disagreed openly, and even argumentatively, with prison staff, about what supervision measures were necessary. This seemed to have made them mistrust him, and he had been knocked back again and again for parole. Speaking about his openness, even his argumentativeness in putting his point across, he said, “A lot of people don’t like [it]. […] They resent your inner strength, for some reason.”</w:t>
+      </w:r>
+    </w:p>
+    <w:bookmarkEnd w:id="34"/>
+    <w:bookmarkEnd w:id="35"/>
+    <w:bookmarkStart w:id="36" w:name="what-do-we-learn"/>
     <w:p>
       <w:pPr>
         <w:pStyle w:val="Heading3"/>
@@ -2609,28 +2318,7 @@
         <w:pStyle w:val="BodyText"/>
       </w:pPr>
       <w:r>
-        <w:t xml:space="preserve">I want these examples to undermine some of the simplistic, abstract language we’re used to using when we think about criminal justice, and about prisons. Typically, we talk about how the system is</w:t>
-      </w:r>
-      <w:r>
-        <w:t xml:space="preserve"> </w:t>
-      </w:r>
-      <w:r>
-        <w:t xml:space="preserve">“too punitive”</w:t>
-      </w:r>
-      <w:r>
-        <w:t xml:space="preserve"> </w:t>
-      </w:r>
-      <w:r>
-        <w:t xml:space="preserve">or</w:t>
-      </w:r>
-      <w:r>
-        <w:t xml:space="preserve"> </w:t>
-      </w:r>
-      <w:r>
-        <w:t xml:space="preserve">“not rehabilitative enough”</w:t>
-      </w:r>
-      <w:r>
-        <w:t xml:space="preserve">, as though it’s clear what that means, or as though it’s having the same kinds of effects on everyone. The reason we have these words is that systems operate according to rules, and rules require a language in which to frame decisions. The language which currently matters most, in times when the demand to punish has run ahead of the capacity to promote meaningful change, is a language centred around risk and the assessment of risk. Low risk, and you can progress with your life. High risk, and things are more complicated. But how does this help us think about what people deserve? Do Alf, and Leon, and Roy, deserve punishment, or rehabilitation?</w:t>
+        <w:t xml:space="preserve">I want these examples to undermine some of the simplistic, abstract language we’re used to using when we think about criminal justice, and about prisons. Typically, we talk about how the system is “too punitive” or “not rehabilitative enough”, as though it’s clear what that means, or as though it’s having the same kinds of effects on everyone. The reason we have these words is that systems operate according to rules, and rules require a language in which to frame decisions. The language which currently matters most, in times when the demand to punish has run ahead of the capacity to promote meaningful change, is a language centred around risk and the assessment of risk. Low risk, and you can progress with your life. High risk, and things are more complicated. But how does this help us think about what people deserve? Do Alf, and Leon, and Roy, deserve punishment, or rehabilitation?</w:t>
       </w:r>
     </w:p>
     <w:p>
@@ -2691,21 +2379,12 @@
         <w:pStyle w:val="BodyText"/>
       </w:pPr>
       <w:r>
-        <w:t xml:space="preserve">I’d like us to shift our language, to understand that these words are no more than a starting point. I want to highlight a word you might have noticed me using a few times this evening:</w:t>
-      </w:r>
-      <w:r>
-        <w:t xml:space="preserve"> </w:t>
-      </w:r>
-      <w:r>
-        <w:t xml:space="preserve">‘belonging’</w:t>
-      </w:r>
-      <w:r>
-        <w:t xml:space="preserve">.</w:t>
-      </w:r>
-    </w:p>
-    <w:bookmarkEnd w:id="47"/>
-    <w:bookmarkEnd w:id="48"/>
-    <w:bookmarkStart w:id="52" w:name="belonging"/>
+        <w:t xml:space="preserve">I’d like us to shift our language, to understand that these words are no more than a starting point. I want to highlight a word you might have noticed me using a few times this evening: ‘belonging’.</w:t>
+      </w:r>
+    </w:p>
+    <w:bookmarkEnd w:id="36"/>
+    <w:bookmarkEnd w:id="37"/>
+    <w:bookmarkStart w:id="41" w:name="belonging"/>
     <w:p>
       <w:pPr>
         <w:pStyle w:val="Heading1"/>
@@ -2834,7 +2513,7 @@
         <w:t xml:space="preserve">I prefer to think about belonging, because I think it’s a language that’s less technical, and there’s more we can do with it, as Quakers. Thinking about belonging helps us think about community.</w:t>
       </w:r>
     </w:p>
-    <w:bookmarkStart w:id="50" w:name="community-and-the-gift-of-proximity"/>
+    <w:bookmarkStart w:id="39" w:name="community-and-the-gift-of-proximity"/>
     <w:p>
       <w:pPr>
         <w:pStyle w:val="Heading3"/>
@@ -2941,7 +2620,7 @@
         <w:rPr>
           <w:rStyle w:val="FootnoteReference"/>
         </w:rPr>
-        <w:footnoteReference w:id="49"/>
+        <w:footnoteReference w:id="38"/>
       </w:r>
     </w:p>
     <w:p>
@@ -2949,16 +2628,7 @@
         <w:pStyle w:val="FirstParagraph"/>
       </w:pPr>
       <w:r>
-        <w:t xml:space="preserve">I think Palmer is getting at something quite close to the idea of proximity that I’ve been pushing forward. Reuben Miller, the Chicago prison chaplain and sociologist I mentioned at the start, wrote the following words about what he called</w:t>
-      </w:r>
-      <w:r>
-        <w:t xml:space="preserve"> </w:t>
-      </w:r>
-      <w:r>
-        <w:t xml:space="preserve">‘the gift of proximity’</w:t>
-      </w:r>
-      <w:r>
-        <w:t xml:space="preserve">:</w:t>
+        <w:t xml:space="preserve">I think Palmer is getting at something quite close to the idea of proximity that I’ve been pushing forward. Reuben Miller, the Chicago prison chaplain and sociologist I mentioned at the start, wrote the following words about what he called ‘the gift of proximity’:</w:t>
       </w:r>
     </w:p>
     <w:p>
@@ -2999,19 +2669,7 @@
         <w:pStyle w:val="BodyText"/>
       </w:pPr>
       <w:r>
-        <w:t xml:space="preserve">Like Miller, I think there aren’t easy answers to the question of how we should better deal with the</w:t>
-      </w:r>
-      <w:r>
-        <w:t xml:space="preserve"> </w:t>
-      </w:r>
-      <w:r>
-        <w:t xml:space="preserve">‘serious cases’</w:t>
-      </w:r>
-      <w:r>
-        <w:t xml:space="preserve"> </w:t>
-      </w:r>
-      <w:r>
-        <w:t xml:space="preserve">I’ve been talking about this evening.</w:t>
+        <w:t xml:space="preserve">Like Miller, I think there aren’t easy answers to the question of how we should better deal with the ‘serious cases’ I’ve been talking about this evening.</w:t>
       </w:r>
     </w:p>
     <w:p>
@@ -3022,8 +2680,8 @@
         <w:t xml:space="preserve">But (also like Miller) I think better answers require proximity. As Quakers, our best work in the past has come when we were close, maybe to the people and situations we least wanted to live with. Our biggest missteps, I suggested, came when we influenced and prescribed from a distance.</w:t>
       </w:r>
     </w:p>
-    <w:bookmarkEnd w:id="50"/>
-    <w:bookmarkStart w:id="51" w:name="how-close-are-quakers-now"/>
+    <w:bookmarkEnd w:id="39"/>
+    <w:bookmarkStart w:id="40" w:name="how-close-are-quakers-now"/>
     <w:p>
       <w:pPr>
         <w:pStyle w:val="Heading3"/>
@@ -3183,34 +2841,7 @@
         <w:pStyle w:val="BodyText"/>
       </w:pPr>
       <w:r>
-        <w:t xml:space="preserve">Later, I chatted with John. He mentioned that he knew Callum from church.</w:t>
-      </w:r>
-      <w:r>
-        <w:t xml:space="preserve"> </w:t>
-      </w:r>
-      <w:r>
-        <w:t xml:space="preserve">“Uh-oh”</w:t>
-      </w:r>
-      <w:r>
-        <w:t xml:space="preserve">, I thought.</w:t>
-      </w:r>
-      <w:r>
-        <w:t xml:space="preserve"> </w:t>
-      </w:r>
-      <w:r>
-        <w:t xml:space="preserve">“Here’s another one”</w:t>
-      </w:r>
-      <w:r>
-        <w:t xml:space="preserve">. But John soon mentioned that he had been released from prison less than a year beforehand, having spent well over forty years there. I can’t adequately explain to you how difficult a transition this is—you’ll have to imagine. But the word John used for his church was</w:t>
-      </w:r>
-      <w:r>
-        <w:t xml:space="preserve"> </w:t>
-      </w:r>
-      <w:r>
-        <w:t xml:space="preserve">“godsend”</w:t>
-      </w:r>
-      <w:r>
-        <w:t xml:space="preserve">. It was the place outside prison where he felt he belonged, and as such it was the solid foundation for everything else.</w:t>
+        <w:t xml:space="preserve">Later, I chatted with John. He mentioned that he knew Callum from church. “Uh-oh”, I thought. “Here’s another one”. But John soon mentioned that he had been released from prison less than a year beforehand, having spent well over forty years there. I can’t adequately explain to you how difficult a transition this is—you’ll have to imagine. But the word John used for his church was “godsend”. It was the place outside prison where he felt he belonged, and as such it was the solid foundation for everything else.</w:t>
       </w:r>
     </w:p>
     <w:p>
@@ -3221,9 +2852,9 @@
         <w:t xml:space="preserve">Some of my sniffiness about Callum dissolved, right there and then. My theological tastes, my preference for shades of grey over fiery certainties, and my squirming awkwardness at getting embroiled in an embarrassing conversation on a nice day out—all of this suddenly felt less important. I could see that John belonged somewhere, and I knew from the way he talked about it that this would make a difference.</w:t>
       </w:r>
     </w:p>
-    <w:bookmarkEnd w:id="51"/>
-    <w:bookmarkEnd w:id="52"/>
-    <w:bookmarkStart w:id="54" w:name="what-can-we-do-to-get-close"/>
+    <w:bookmarkEnd w:id="40"/>
+    <w:bookmarkEnd w:id="41"/>
+    <w:bookmarkStart w:id="43" w:name="what-can-we-do-to-get-close"/>
     <w:p>
       <w:pPr>
         <w:pStyle w:val="Heading1"/>
@@ -3291,7 +2922,7 @@
         <w:rPr>
           <w:rStyle w:val="FootnoteReference"/>
         </w:rPr>
-        <w:footnoteReference w:id="53"/>
+        <w:footnoteReference w:id="42"/>
       </w:r>
       <w:r>
         <w:t xml:space="preserve"> </w:t>
@@ -3329,16 +2960,7 @@
         <w:pStyle w:val="BodyText"/>
       </w:pPr>
       <w:r>
-        <w:t xml:space="preserve">First, we’re called to</w:t>
-      </w:r>
-      <w:r>
-        <w:t xml:space="preserve"> </w:t>
-      </w:r>
-      <w:r>
-        <w:t xml:space="preserve">‘live adventurously’</w:t>
-      </w:r>
-      <w:r>
-        <w:t xml:space="preserve">, but we are also committed to collective decision-making. We temper boldness, with discernment, and try to include different perspectives. Perhaps faith communities with more hierarchical forms of leadership might decide quickly to become spaces of belonging, of the kind Callum’s church was for John. But perhaps there are risks to moving too fast. The right path isn’t always the most urgent path. Discernment may involve listening hard to punitive or fearful attitudes within our communities, and understanding that they may be deeply and authentically held.</w:t>
+        <w:t xml:space="preserve">First, we’re called to ‘live adventurously’, but we are also committed to collective decision-making. We temper boldness, with discernment, and try to include different perspectives. Perhaps faith communities with more hierarchical forms of leadership might decide quickly to become spaces of belonging, of the kind Callum’s church was for John. But perhaps there are risks to moving too fast. The right path isn’t always the most urgent path. Discernment may involve listening hard to punitive or fearful attitudes within our communities, and understanding that they may be deeply and authentically held.</w:t>
       </w:r>
     </w:p>
     <w:p>
@@ -3370,31 +2992,7 @@
         <w:pStyle w:val="BodyText"/>
       </w:pPr>
       <w:r>
-        <w:t xml:space="preserve">Finally, there’s the idea that we ought to</w:t>
-      </w:r>
-      <w:r>
-        <w:t xml:space="preserve"> </w:t>
-      </w:r>
-      <w:r>
-        <w:t xml:space="preserve">‘answer that of God in everyone’</w:t>
-      </w:r>
-      <w:r>
-        <w:t xml:space="preserve">. In George Fox’s writings, this phrase isn’t used to communicate the belief that everyone, deep down, is really just a nice person, trying to be good. Fox lived in what to us would seem an unimaginably rough, violent world, and he often used this phrase with a kind of prophetic urgency. In one entry in his Journal, he warned that</w:t>
-      </w:r>
-      <w:r>
-        <w:t xml:space="preserve"> </w:t>
-      </w:r>
-      <w:r>
-        <w:t xml:space="preserve">“the mighty day of the Lord is coming upon all wickedness, ungodliness and unrighteousness”</w:t>
-      </w:r>
-      <w:r>
-        <w:t xml:space="preserve">, but added that</w:t>
-      </w:r>
-      <w:r>
-        <w:t xml:space="preserve"> </w:t>
-      </w:r>
-      <w:r>
-        <w:t xml:space="preserve">“the truth, the crown of glory, and the sceptre of righteousness over all shall be exalted; which shall answer that of God in every one upon the earth”</w:t>
+        <w:t xml:space="preserve">Finally, there’s the idea that we ought to ‘answer that of God in everyone’. In George Fox’s writings, this phrase isn’t used to communicate the belief that everyone, deep down, is really just a nice person, trying to be good. Fox lived in what to us would seem an unimaginably rough, violent world, and he often used this phrase with a kind of prophetic urgency. In one entry in his Journal, he warned that “the mighty day of the Lord is coming upon all wickedness, ungodliness and unrighteousness”, but added that “the truth, the crown of glory, and the sceptre of righteousness over all shall be exalted; which shall answer that of God in every one upon the earth”</w:t>
       </w:r>
       <w:r>
         <w:t xml:space="preserve"> </w:t>
@@ -3444,8 +3042,8 @@
         <w:br w:type="page"/>
       </w:r>
     </w:p>
-    <w:bookmarkEnd w:id="54"/>
-    <w:bookmarkStart w:id="85" w:name="references"/>
+    <w:bookmarkEnd w:id="43"/>
+    <w:bookmarkStart w:id="74" w:name="references"/>
     <w:p>
       <w:pPr>
         <w:pStyle w:val="Heading1"/>
@@ -3454,8 +3052,8 @@
         <w:t xml:space="preserve">References</w:t>
       </w:r>
     </w:p>
-    <w:bookmarkStart w:id="84" w:name="refs"/>
-    <w:bookmarkStart w:id="55" w:name="ref-afscStruggleJusticeReport1971"/>
+    <w:bookmarkStart w:id="73" w:name="refs"/>
+    <w:bookmarkStart w:id="44" w:name="ref-afscStruggleJusticeReport1971"/>
     <w:p>
       <w:pPr>
         <w:pStyle w:val="Bibliography"/>
@@ -3540,8 +3138,8 @@
         <w:t xml:space="preserve">, 1st ed., New York: Hill &amp; Wang.</w:t>
       </w:r>
     </w:p>
-    <w:bookmarkEnd w:id="55"/>
-    <w:bookmarkStart w:id="57" w:name="ref-amossAnsweringThatGod2011"/>
+    <w:bookmarkEnd w:id="44"/>
+    <w:bookmarkStart w:id="46" w:name="ref-amossAnsweringThatGod2011"/>
     <w:p>
       <w:pPr>
         <w:pStyle w:val="Bibliography"/>
@@ -3586,7 +3184,7 @@
       <w:r>
         <w:t xml:space="preserve"> </w:t>
       </w:r>
-      <w:hyperlink r:id="rId56">
+      <w:hyperlink r:id="rId45">
         <w:r>
           <w:rPr>
             <w:rStyle w:val="Hyperlink"/>
@@ -3595,8 +3193,8 @@
         </w:r>
       </w:hyperlink>
     </w:p>
-    <w:bookmarkEnd w:id="57"/>
-    <w:bookmarkStart w:id="59" w:name="ref-amossThisKnewExperimentally2023"/>
+    <w:bookmarkEnd w:id="46"/>
+    <w:bookmarkStart w:id="48" w:name="ref-amossThisKnewExperimentally2023"/>
     <w:p>
       <w:pPr>
         <w:pStyle w:val="Bibliography"/>
@@ -3665,7 +3263,7 @@
       <w:r>
         <w:t xml:space="preserve"> </w:t>
       </w:r>
-      <w:hyperlink r:id="rId58">
+      <w:hyperlink r:id="rId47">
         <w:r>
           <w:rPr>
             <w:rStyle w:val="Hyperlink"/>
@@ -3674,8 +3272,8 @@
         </w:r>
       </w:hyperlink>
     </w:p>
-    <w:bookmarkEnd w:id="59"/>
-    <w:bookmarkStart w:id="60" w:name="ref-atwoodPayback2014"/>
+    <w:bookmarkEnd w:id="48"/>
+    <w:bookmarkStart w:id="49" w:name="ref-atwoodPayback2014"/>
     <w:p>
       <w:pPr>
         <w:pStyle w:val="Bibliography"/>
@@ -3697,8 +3295,8 @@
         <w:t xml:space="preserve">, London: Bloomsbury Paperbacks.</w:t>
       </w:r>
     </w:p>
-    <w:bookmarkEnd w:id="60"/>
-    <w:bookmarkStart w:id="62" w:name="X103079c1dc1dd954dbfbf65a244138c198356d2"/>
+    <w:bookmarkEnd w:id="49"/>
+    <w:bookmarkStart w:id="51" w:name="X103079c1dc1dd954dbfbf65a244138c198356d2"/>
     <w:p>
       <w:pPr>
         <w:pStyle w:val="Bibliography"/>
@@ -3739,7 +3337,7 @@
       <w:r>
         <w:t xml:space="preserve"> </w:t>
       </w:r>
-      <w:hyperlink r:id="rId61">
+      <w:hyperlink r:id="rId50">
         <w:r>
           <w:rPr>
             <w:rStyle w:val="Hyperlink"/>
@@ -3748,8 +3346,8 @@
         </w:r>
       </w:hyperlink>
     </w:p>
-    <w:bookmarkEnd w:id="62"/>
-    <w:bookmarkStart w:id="63" w:name="Xf425d3ff262347d77143cef427a3a6432f7d670"/>
+    <w:bookmarkEnd w:id="51"/>
+    <w:bookmarkStart w:id="52" w:name="Xf425d3ff262347d77143cef427a3a6432f7d670"/>
     <w:p>
       <w:pPr>
         <w:pStyle w:val="Bibliography"/>
@@ -3792,8 +3390,8 @@
         <w:t xml:space="preserve">, London: HMSO.</w:t>
       </w:r>
     </w:p>
-    <w:bookmarkEnd w:id="63"/>
-    <w:bookmarkStart w:id="65" w:name="ref-HighestLowestPrison"/>
+    <w:bookmarkEnd w:id="52"/>
+    <w:bookmarkStart w:id="54" w:name="ref-HighestLowestPrison"/>
     <w:p>
       <w:pPr>
         <w:pStyle w:val="Bibliography"/>
@@ -3834,7 +3432,7 @@
       <w:r>
         <w:t xml:space="preserve"> </w:t>
       </w:r>
-      <w:hyperlink r:id="rId64">
+      <w:hyperlink r:id="rId53">
         <w:r>
           <w:rPr>
             <w:rStyle w:val="Hyperlink"/>
@@ -3843,8 +3441,8 @@
         </w:r>
       </w:hyperlink>
     </w:p>
-    <w:bookmarkEnd w:id="65"/>
-    <w:bookmarkStart w:id="67" w:name="X04415ccdc9ec5b43c3c2203fbf8319bab14ab0b"/>
+    <w:bookmarkEnd w:id="54"/>
+    <w:bookmarkStart w:id="56" w:name="X04415ccdc9ec5b43c3c2203fbf8319bab14ab0b"/>
     <w:p>
       <w:pPr>
         <w:pStyle w:val="Bibliography"/>
@@ -3920,7 +3518,7 @@
       <w:r>
         <w:t xml:space="preserve"> </w:t>
       </w:r>
-      <w:hyperlink r:id="rId66">
+      <w:hyperlink r:id="rId55">
         <w:r>
           <w:rPr>
             <w:rStyle w:val="Hyperlink"/>
@@ -3929,8 +3527,8 @@
         </w:r>
       </w:hyperlink>
     </w:p>
-    <w:bookmarkEnd w:id="67"/>
-    <w:bookmarkStart w:id="69" w:name="ref-knoppInsteadPrisonsHandbook1976"/>
+    <w:bookmarkEnd w:id="56"/>
+    <w:bookmarkStart w:id="58" w:name="ref-knoppInsteadPrisonsHandbook1976"/>
     <w:p>
       <w:pPr>
         <w:pStyle w:val="Bibliography"/>
@@ -3954,7 +3552,7 @@
       <w:r>
         <w:t xml:space="preserve"> </w:t>
       </w:r>
-      <w:hyperlink r:id="rId68">
+      <w:hyperlink r:id="rId57">
         <w:r>
           <w:rPr>
             <w:rStyle w:val="Hyperlink"/>
@@ -3963,8 +3561,8 @@
         </w:r>
       </w:hyperlink>
     </w:p>
-    <w:bookmarkEnd w:id="69"/>
-    <w:bookmarkStart w:id="70" w:name="ref-lampenMendingHurts1987"/>
+    <w:bookmarkEnd w:id="58"/>
+    <w:bookmarkStart w:id="59" w:name="ref-lampenMendingHurts1987"/>
     <w:p>
       <w:pPr>
         <w:pStyle w:val="Bibliography"/>
@@ -3986,8 +3584,8 @@
         <w:t xml:space="preserve">, 1. publ, London: Quaker Home Service.</w:t>
       </w:r>
     </w:p>
-    <w:bookmarkEnd w:id="70"/>
-    <w:bookmarkStart w:id="71" w:name="ref-loganPoliticsPenalReform2018"/>
+    <w:bookmarkEnd w:id="59"/>
+    <w:bookmarkStart w:id="60" w:name="ref-loganPoliticsPenalReform2018"/>
     <w:p>
       <w:pPr>
         <w:pStyle w:val="Bibliography"/>
@@ -4051,8 +3649,8 @@
         <w:t xml:space="preserve">, London ; New York, NY: Routledge, Taylor &amp; Francis Group.</w:t>
       </w:r>
     </w:p>
-    <w:bookmarkEnd w:id="71"/>
-    <w:bookmarkStart w:id="72" w:name="ref-millerHalfwayHomeRace2021"/>
+    <w:bookmarkEnd w:id="60"/>
+    <w:bookmarkStart w:id="61" w:name="ref-millerHalfwayHomeRace2021"/>
     <w:p>
       <w:pPr>
         <w:pStyle w:val="Bibliography"/>
@@ -4083,8 +3681,8 @@
         <w:t xml:space="preserve">.</w:t>
       </w:r>
     </w:p>
-    <w:bookmarkEnd w:id="72"/>
-    <w:bookmarkStart w:id="74" w:name="X6a930793a33cb557407da3768bade91857cc1d7"/>
+    <w:bookmarkEnd w:id="61"/>
+    <w:bookmarkStart w:id="63" w:name="X6a930793a33cb557407da3768bade91857cc1d7"/>
     <w:p>
       <w:pPr>
         <w:pStyle w:val="Bibliography"/>
@@ -4095,7 +3693,7 @@
       <w:r>
         <w:t xml:space="preserve"> </w:t>
       </w:r>
-      <w:hyperlink r:id="rId73">
+      <w:hyperlink r:id="rId62">
         <w:r>
           <w:rPr>
             <w:rStyle w:val="Hyperlink"/>
@@ -4104,8 +3702,8 @@
         </w:r>
       </w:hyperlink>
     </w:p>
-    <w:bookmarkEnd w:id="74"/>
-    <w:bookmarkStart w:id="75" w:name="ref-morelandOrdinaryMurder2001"/>
+    <w:bookmarkEnd w:id="63"/>
+    <w:bookmarkStart w:id="64" w:name="ref-morelandOrdinaryMurder2001"/>
     <w:p>
       <w:pPr>
         <w:pStyle w:val="Bibliography"/>
@@ -4127,8 +3725,8 @@
         <w:t xml:space="preserve">, London: Aurum.</w:t>
       </w:r>
     </w:p>
-    <w:bookmarkEnd w:id="75"/>
-    <w:bookmarkStart w:id="77" w:name="ref-nellisQuakersPenalReform2013"/>
+    <w:bookmarkEnd w:id="64"/>
+    <w:bookmarkStart w:id="66" w:name="ref-nellisQuakersPenalReform2013"/>
     <w:p>
       <w:pPr>
         <w:pStyle w:val="Bibliography"/>
@@ -4139,7 +3737,7 @@
       <w:r>
         <w:t xml:space="preserve"> </w:t>
       </w:r>
-      <w:hyperlink r:id="rId76">
+      <w:hyperlink r:id="rId65">
         <w:r>
           <w:rPr>
             <w:rStyle w:val="Hyperlink"/>
@@ -4190,8 +3788,8 @@
         <w:t xml:space="preserve">, 1st edn, Oxford University Press, pp. 377–391.</w:t>
       </w:r>
     </w:p>
-    <w:bookmarkEnd w:id="77"/>
-    <w:bookmarkStart w:id="78" w:name="ref-odonnellPrisonersSolitudeTime2014"/>
+    <w:bookmarkEnd w:id="66"/>
+    <w:bookmarkStart w:id="67" w:name="ref-odonnellPrisonersSolitudeTime2014"/>
     <w:p>
       <w:pPr>
         <w:pStyle w:val="Bibliography"/>
@@ -4213,8 +3811,8 @@
         <w:t xml:space="preserve">, Oxford: Oxford University Press.</w:t>
       </w:r>
     </w:p>
-    <w:bookmarkEnd w:id="78"/>
-    <w:bookmarkStart w:id="79" w:name="ref-palmerPlaceCalledCommunity1977"/>
+    <w:bookmarkEnd w:id="67"/>
+    <w:bookmarkStart w:id="68" w:name="ref-palmerPlaceCalledCommunity1977"/>
     <w:p>
       <w:pPr>
         <w:pStyle w:val="Bibliography"/>
@@ -4236,8 +3834,8 @@
         <w:t xml:space="preserve">, Wallingford, PA: Pendle Hill Publications.</w:t>
       </w:r>
     </w:p>
-    <w:bookmarkEnd w:id="79"/>
-    <w:bookmarkStart w:id="80" w:name="ref-partingtonIfYouSit2016"/>
+    <w:bookmarkEnd w:id="68"/>
+    <w:bookmarkStart w:id="69" w:name="ref-partingtonIfYouSit2016"/>
     <w:p>
       <w:pPr>
         <w:pStyle w:val="Bibliography"/>
@@ -4273,8 +3871,8 @@
         <w:t xml:space="preserve">, Jessica Kingsley Publishers.</w:t>
       </w:r>
     </w:p>
-    <w:bookmarkEnd w:id="80"/>
-    <w:bookmarkStart w:id="82" w:name="ref-qpswHTVCirclesSix2008"/>
+    <w:bookmarkEnd w:id="69"/>
+    <w:bookmarkStart w:id="71" w:name="ref-qpswHTVCirclesSix2008"/>
     <w:p>
       <w:pPr>
         <w:pStyle w:val="Bibliography"/>
@@ -4347,7 +3945,7 @@
       <w:r>
         <w:t xml:space="preserve"> </w:t>
       </w:r>
-      <w:hyperlink r:id="rId81">
+      <w:hyperlink r:id="rId70">
         <w:r>
           <w:rPr>
             <w:rStyle w:val="Hyperlink"/>
@@ -4356,8 +3954,8 @@
         </w:r>
       </w:hyperlink>
     </w:p>
-    <w:bookmarkEnd w:id="82"/>
-    <w:bookmarkStart w:id="83" w:name="ref-vApology2019"/>
+    <w:bookmarkEnd w:id="71"/>
+    <w:bookmarkStart w:id="72" w:name="ref-vApology2019"/>
     <w:p>
       <w:pPr>
         <w:pStyle w:val="Bibliography"/>
@@ -4379,9 +3977,9 @@
         <w:t xml:space="preserve">, New York: Bloomsbury Publishing.</w:t>
       </w:r>
     </w:p>
-    <w:bookmarkEnd w:id="83"/>
-    <w:bookmarkEnd w:id="84"/>
-    <w:bookmarkEnd w:id="85"/>
+    <w:bookmarkEnd w:id="72"/>
+    <w:bookmarkEnd w:id="73"/>
+    <w:bookmarkEnd w:id="74"/>
     <w:sectPr>
       <w:pgSz w:h="15840" w:w="12240"/>
       <w:pgMar w:bottom="1440" w:footer="720" w:gutter="0" w:header="720" w:left="1440" w:right="1440" w:top="1440"/>
@@ -4411,7 +4009,7 @@
       </w:r>
     </w:p>
   </w:footnote>
-  <w:footnote w:id="29">
+  <w:footnote w:id="18">
     <w:p>
       <w:pPr>
         <w:pStyle w:val="FootnoteText"/>
@@ -4426,20 +4024,11 @@
         <w:t xml:space="preserve"> </w:t>
       </w:r>
       <w:r>
-        <w:t xml:space="preserve">People who have gone through Grendon often stand out when you meet them. While drafting the lecture my research fieldwork took me to an open prison, where a colleague and I interviewed a focus group composed of four men. Within a minute or two of the interview starting, the way one man was talking made me think,</w:t>
-      </w:r>
-      <w:r>
-        <w:t xml:space="preserve"> </w:t>
-      </w:r>
-      <w:r>
-        <w:t xml:space="preserve">“Grendon”</w:t>
-      </w:r>
-      <w:r>
-        <w:t xml:space="preserve">. And sure enough, later in the interview he mentioned that he had done part of his sentence there.</w:t>
+        <w:t xml:space="preserve">People who have gone through Grendon often stand out when you meet them. While drafting the lecture my research fieldwork took me to an open prison, where a colleague and I interviewed a focus group composed of four men. Within a minute or two of the interview starting, the way one man was talking made me think, “Grendon”. And sure enough, later in the interview he mentioned that he had done part of his sentence there.</w:t>
       </w:r>
     </w:p>
   </w:footnote>
-  <w:footnote w:id="31">
+  <w:footnote w:id="20">
     <w:p>
       <w:pPr>
         <w:pStyle w:val="FootnoteText"/>
@@ -4459,7 +4048,7 @@
       <w:r>
         <w:t xml:space="preserve"> </w:t>
       </w:r>
-      <w:hyperlink r:id="rId32">
+      <w:hyperlink r:id="rId21">
         <w:r>
           <w:rPr>
             <w:rStyle w:val="Hyperlink"/>
@@ -4475,7 +4064,7 @@
       </w:r>
     </w:p>
   </w:footnote>
-  <w:footnote w:id="34">
+  <w:footnote w:id="23">
     <w:p>
       <w:pPr>
         <w:pStyle w:val="FootnoteText"/>
@@ -4490,23 +4079,11 @@
         <w:t xml:space="preserve"> </w:t>
       </w:r>
       <w:r>
-        <w:t xml:space="preserve">Unusually for someone in his position, he had a sentence in which the release date was fixed. He had originally been given an indeterminate sentence of Imprisonment for Public Protection (IPP), but this was overturned on appeal and substituted instead for a determinate sentence. As a result, Khan’s release was not decided via risk-assessment, but was automatic. He was also released directly from a maximum-security prison. This is extremely unusual, and meant that he had not made the usual series of stepped progressive moves into medium and then lower-security prisons. Were he to have undergone a more</w:t>
-      </w:r>
-      <w:r>
-        <w:t xml:space="preserve"> </w:t>
-      </w:r>
-      <w:r>
-        <w:t xml:space="preserve">‘normal’</w:t>
-      </w:r>
-      <w:r>
-        <w:t xml:space="preserve"> </w:t>
-      </w:r>
-      <w:r>
-        <w:t xml:space="preserve">release process, measures which aim to restore some freedoms in structured and monitored ways, and monitor compliance, would have kicked in. Policymakers and practitioners who gave evidence to the inquests, or who offered media punditry on the issues raised, seized on his automatic release as a major problem, since it was not decided via risk assessment. Parliament soon legislated to ensure that anyone with a terrorist conviction (and several other groups) will serve more of the sentence in prison and be subject to far more stringent release and supervision arrangements, regardless of the sentence originally imposed. Thus, one effect of Khan’s actions was to directly disadvantage many people in similar situations to himself. This example underlines how public protection arrangements can become dysfunctional if they do not offer meaningful progression or pathways to release.</w:t>
+        <w:t xml:space="preserve">Unusually for someone in his position, he had a sentence in which the release date was fixed. He had originally been given an indeterminate sentence of Imprisonment for Public Protection (IPP), but this was overturned on appeal and substituted instead for a determinate sentence. As a result, Khan’s release was not decided via risk-assessment, but was automatic. He was also released directly from a maximum-security prison. This is extremely unusual, and meant that he had not made the usual series of stepped progressive moves into medium and then lower-security prisons. Were he to have undergone a more ‘normal’ release process, measures which aim to restore some freedoms in structured and monitored ways, and monitor compliance, would have kicked in. Policymakers and practitioners who gave evidence to the inquests, or who offered media punditry on the issues raised, seized on his automatic release as a major problem, since it was not decided via risk assessment. Parliament soon legislated to ensure that anyone with a terrorist conviction (and several other groups) will serve more of the sentence in prison and be subject to far more stringent release and supervision arrangements, regardless of the sentence originally imposed. Thus, one effect of Khan’s actions was to directly disadvantage many people in similar situations to himself. This example underlines how public protection arrangements can become dysfunctional if they do not offer meaningful progression or pathways to release.</w:t>
       </w:r>
     </w:p>
   </w:footnote>
-  <w:footnote w:id="36">
+  <w:footnote w:id="25">
     <w:p>
       <w:pPr>
         <w:pStyle w:val="FootnoteText"/>
@@ -4525,7 +4102,7 @@
       </w:r>
     </w:p>
   </w:footnote>
-  <w:footnote w:id="37">
+  <w:footnote w:id="26">
     <w:p>
       <w:pPr>
         <w:pStyle w:val="FootnoteText"/>
@@ -4540,16 +4117,7 @@
         <w:t xml:space="preserve"> </w:t>
       </w:r>
       <w:r>
-        <w:t xml:space="preserve">This is a fiction, of course, but a useful one. None of us has ever actually said, as Lampen puts it,</w:t>
-      </w:r>
-      <w:r>
-        <w:t xml:space="preserve"> </w:t>
-      </w:r>
-      <w:r>
-        <w:t xml:space="preserve">“I voluntarily surrender my right of retaliation to the state”</w:t>
-      </w:r>
-      <w:r>
-        <w:t xml:space="preserve">. But consider what can sometimes happen when people punish</w:t>
+        <w:t xml:space="preserve">This is a fiction, of course, but a useful one. None of us has ever actually said, as Lampen puts it, “I voluntarily surrender my right of retaliation to the state”. But consider what can sometimes happen when people punish</w:t>
       </w:r>
       <w:r>
         <w:t xml:space="preserve"> </w:t>
@@ -4562,16 +4130,7 @@
         <w:t xml:space="preserve">extrajudicially</w:t>
       </w:r>
       <w:r>
-        <w:t xml:space="preserve">: when they act on perceived wrongs privately and informally, without states playing this limiting role. We might see cliquishness, passive-aggression, or social ostracisation; we might see the rolling, chaotic cruelties of social media pile-ons; we might see the actions of a violent spouse or an abusive parent; we might see lynchings; or we might see much of the tit-for-tat violence which puts people in prison. Even states do this sometimes, for example when they carry out targeted assassinations of their political enemies, using drones or other means. All of these situations are exercises of power without accountability, and many of the underlying conflicts could be handled using techniques such as restorative justice. But these are not always suitable where those involved do not consent to participate, and punishment is the fall-back. Lampen is reminding us that even if we don’t necessarily want to retaliate, it’s normal to feel powerful emotions if we are wronged—anger, blame, hatred, or disgust, for instance. It is also normal to want something to be done in response. But if everyone acts on these feelings, punishment has no end.</w:t>
-      </w:r>
-      <w:r>
-        <w:t xml:space="preserve"> </w:t>
-      </w:r>
-      <w:r>
-        <w:t xml:space="preserve">“An eye for an eye makes the whole world blind”</w:t>
-      </w:r>
-      <w:r>
-        <w:t xml:space="preserve">, Mahatma Gandhi is supposed to have said. Lampen is also reminding us, in theory, that if the state retaliates for us, then one of the useful things it’s doing is</w:t>
+        <w:t xml:space="preserve">: when they act on perceived wrongs privately and informally, without states playing this limiting role. We might see cliquishness, passive-aggression, or social ostracisation; we might see the rolling, chaotic cruelties of social media pile-ons; we might see the actions of a violent spouse or an abusive parent; we might see lynchings; or we might see much of the tit-for-tat violence which puts people in prison. Even states do this sometimes, for example when they carry out targeted assassinations of their political enemies, using drones or other means. All of these situations are exercises of power without accountability, and many of the underlying conflicts could be handled using techniques such as restorative justice. But these are not always suitable where those involved do not consent to participate, and punishment is the fall-back. Lampen is reminding us that even if we don’t necessarily want to retaliate, it’s normal to feel powerful emotions if we are wronged—anger, blame, hatred, or disgust, for instance. It is also normal to want something to be done in response. But if everyone acts on these feelings, punishment has no end. “An eye for an eye makes the whole world blind”, Mahatma Gandhi is supposed to have said. Lampen is also reminding us, in theory, that if the state retaliates for us, then one of the useful things it’s doing is</w:t>
       </w:r>
       <w:r>
         <w:t xml:space="preserve"> </w:t>
@@ -4607,7 +4166,7 @@
       </w:r>
     </w:p>
   </w:footnote>
-  <w:footnote w:id="38">
+  <w:footnote w:id="27">
     <w:p>
       <w:pPr>
         <w:pStyle w:val="FootnoteText"/>
@@ -4626,7 +4185,7 @@
       </w:r>
     </w:p>
   </w:footnote>
-  <w:footnote w:id="39">
+  <w:footnote w:id="28">
     <w:p>
       <w:pPr>
         <w:pStyle w:val="FootnoteText"/>
@@ -4684,7 +4243,7 @@
       </w:r>
     </w:p>
   </w:footnote>
-  <w:footnote w:id="41">
+  <w:footnote w:id="30">
     <w:p>
       <w:pPr>
         <w:pStyle w:val="FootnoteText"/>
@@ -4699,58 +4258,49 @@
         <w:t xml:space="preserve"> </w:t>
       </w:r>
       <w:r>
-        <w:t xml:space="preserve">If you are convicted of murder, the law permits judges to impose only one punishment: a mandatory life sentence. This means you spend a minimum period of time in prison, which the law says is for punishment. A judge decides how long it will be, depending on how serious he or she finds the offence. For around 70 people, this means a</w:t>
-      </w:r>
-      <w:r>
-        <w:t xml:space="preserve"> </w:t>
-      </w:r>
-      <w:r>
-        <w:t xml:space="preserve">‘whole life order’</w:t>
-      </w:r>
-      <w:r>
-        <w:t xml:space="preserve">, in which there is almost no legal possibility of release. The penalty is lifelong—almost akin to death by imprisonment. The other 8,000 or so lifers, on reaching the end of the penalty, can apply to the Parole Board for their case to be considered, with the release decision based on a risk assessment. The legal test is whether the Board believes it is necessary for the protection of the public that the prisoner remains in custody. If release is granted, the lifer will be supervised by probation for the rest of his or her life, and can be returned to prison if the probation staff decide public protection requires this.</w:t>
+        <w:t xml:space="preserve">If you are convicted of murder, the law permits judges to impose only one punishment: a mandatory life sentence. This means you spend a minimum period of time in prison, which the law says is for punishment. A judge decides how long it will be, depending on how serious he or she finds the offence. For around 70 people, this means a ‘whole life order’, in which there is almost no legal possibility of release. The penalty is lifelong—almost akin to death by imprisonment. The other 8,000 or so lifers, on reaching the end of the penalty, can apply to the Parole Board for their case to be considered, with the release decision based on a risk assessment. The legal test is whether the Board believes it is necessary for the protection of the public that the prisoner remains in custody. If release is granted, the lifer will be supervised by probation for the rest of his or her life, and can be returned to prison if the probation staff decide public protection requires this.</w:t>
+      </w:r>
+    </w:p>
+  </w:footnote>
+  <w:footnote w:id="31">
+    <w:p>
+      <w:pPr>
+        <w:pStyle w:val="FootnoteText"/>
+      </w:pPr>
+      <w:r>
+        <w:rPr>
+          <w:rStyle w:val="FootnoteReference"/>
+        </w:rPr>
+        <w:footnoteRef/>
+      </w:r>
+      <w:r>
+        <w:t xml:space="preserve"> </w:t>
+      </w:r>
+      <w:r>
+        <w:t xml:space="preserve">Typically, younger, riskier men are prioritised for access to these courses, because the cost-benefit calculations are more favourable when there is more risk to be addressed in the first place.</w:t>
+      </w:r>
+    </w:p>
+  </w:footnote>
+  <w:footnote w:id="38">
+    <w:p>
+      <w:pPr>
+        <w:pStyle w:val="FootnoteText"/>
+      </w:pPr>
+      <w:r>
+        <w:rPr>
+          <w:rStyle w:val="FootnoteReference"/>
+        </w:rPr>
+        <w:footnoteRef/>
+      </w:r>
+      <w:r>
+        <w:t xml:space="preserve"> </w:t>
+      </w:r>
+      <w:r>
+        <w:t xml:space="preserve">This excerpt can also be found in Quaker Faith &amp; Practice, at 10.18.</w:t>
       </w:r>
     </w:p>
   </w:footnote>
   <w:footnote w:id="42">
-    <w:p>
-      <w:pPr>
-        <w:pStyle w:val="FootnoteText"/>
-      </w:pPr>
-      <w:r>
-        <w:rPr>
-          <w:rStyle w:val="FootnoteReference"/>
-        </w:rPr>
-        <w:footnoteRef/>
-      </w:r>
-      <w:r>
-        <w:t xml:space="preserve"> </w:t>
-      </w:r>
-      <w:r>
-        <w:t xml:space="preserve">Typically, younger, riskier men are prioritised for access to these courses, because the cost-benefit calculations are more favourable when there is more risk to be addressed in the first place.</w:t>
-      </w:r>
-    </w:p>
-  </w:footnote>
-  <w:footnote w:id="49">
-    <w:p>
-      <w:pPr>
-        <w:pStyle w:val="FootnoteText"/>
-      </w:pPr>
-      <w:r>
-        <w:rPr>
-          <w:rStyle w:val="FootnoteReference"/>
-        </w:rPr>
-        <w:footnoteRef/>
-      </w:r>
-      <w:r>
-        <w:t xml:space="preserve"> </w:t>
-      </w:r>
-      <w:r>
-        <w:t xml:space="preserve">This excerpt can also be found in Quaker Faith &amp; Practice, at 10.18.</w:t>
-      </w:r>
-    </w:p>
-  </w:footnote>
-  <w:footnote w:id="53">
     <w:p>
       <w:pPr>
         <w:pStyle w:val="FootnoteText"/>

--- a/publications/jarmanGettingWhatWe2024.docx
+++ b/publications/jarmanGettingWhatWe2024.docx
@@ -122,7 +122,7 @@
                     <a:graphicData uri="http://schemas.openxmlformats.org/drawingml/2006/picture">
                       <pic:pic>
                         <pic:nvPicPr>
-                          <pic:cNvPr descr="C:\Users\bmhja\scoop\apps\quarto\current\share\formats\docx\note.png" id="11" name="Picture"/>
+                          <pic:cNvPr descr="C:\Users\bmhj1v24\scoop\apps\quarto\current\share\formats\docx\note.png" id="11" name="Picture"/>
                           <pic:cNvPicPr>
                             <a:picLocks noChangeArrowheads="1" noChangeAspect="1"/>
                           </pic:cNvPicPr>

--- a/publications/jarmanGettingWhatWe2024.docx
+++ b/publications/jarmanGettingWhatWe2024.docx
@@ -185,7 +185,7 @@
               <w:spacing w:before="16"/>
             </w:pPr>
             <w:r>
-              <w:t xml:space="preserve">This is the text of a keynote lecture given in July 2024 to the yearly meeting of British Quakers, as delivered. A publication expanding on it is in preparation and will appear in 2025. The lecture can also be</w:t>
+              <w:t xml:space="preserve">This is the text of a keynote lecture given in July 2024 to the yearly meeting of British Quakers, as delivered. A publication expanding on it is in preparation. The lecture can also be</w:t>
             </w:r>
             <w:r>
               <w:t xml:space="preserve"> </w:t>
